--- a/docs/Legal_Case_Monitoring_Progress_Report.docx
+++ b/docs/Legal_Case_Monitoring_Progress_Report.docx
@@ -63,19 +63,7 @@
         <w:rPr>
           <w:rFonts w:asciiTheme="minorHAnsi" w:hAnsiTheme="minorHAnsi"/>
         </w:rPr>
-        <w:t xml:space="preserve">As the complete database is already in place, the portal displays cases to users directly from it. The system was first aimed to be developed for the Education Department, whose cases were planned to be identified using keywords but </w:t>
-      </w:r>
-      <w:r>
-        <w:rPr>
-          <w:rFonts w:asciiTheme="minorHAnsi" w:hAnsiTheme="minorHAnsi"/>
-        </w:rPr>
-        <w:t>later</w:t>
-      </w:r>
-      <w:r>
-        <w:rPr>
-          <w:rFonts w:asciiTheme="minorHAnsi" w:hAnsiTheme="minorHAnsi"/>
-        </w:rPr>
-        <w:t xml:space="preserve"> this approach was changed to serve all the state government departments.</w:t>
+        <w:t>As the complete database is already in place, the portal displays cases to users directly from it. The system was first aimed to be developed for the Education Department, whose cases were planned to be identified using keywords but later this approach was changed to serve all the state government departments.</w:t>
       </w:r>
     </w:p>
     <w:p>
@@ -130,6 +118,7 @@
         <w:jc w:val="both"/>
         <w:rPr>
           <w:rFonts w:asciiTheme="minorHAnsi" w:hAnsiTheme="minorHAnsi"/>
+          <w:highlight w:val="yellow"/>
         </w:rPr>
       </w:pPr>
       <w:r>
@@ -137,12 +126,14 @@
           <w:rFonts w:asciiTheme="minorHAnsi" w:hAnsiTheme="minorHAnsi"/>
           <w:b/>
           <w:bCs/>
+          <w:highlight w:val="yellow"/>
         </w:rPr>
         <w:t>86,219</w:t>
       </w:r>
       <w:r>
         <w:rPr>
           <w:rFonts w:asciiTheme="minorHAnsi" w:hAnsiTheme="minorHAnsi"/>
+          <w:highlight w:val="yellow"/>
         </w:rPr>
         <w:t xml:space="preserve"> cases captured with their full details, including older cases linked to those in the cause lists.</w:t>
       </w:r>
@@ -958,12 +949,6 @@
         <w:gridCol w:w="4226"/>
       </w:tblGrid>
       <w:tr>
-        <w:tblPrEx>
-          <w:tblCellMar>
-            <w:top w:w="0" w:type="dxa"/>
-            <w:bottom w:w="0" w:type="dxa"/>
-          </w:tblCellMar>
-        </w:tblPrEx>
         <w:trPr>
           <w:tblHeader/>
         </w:trPr>
@@ -1039,12 +1024,6 @@
         </w:tc>
       </w:tr>
       <w:tr>
-        <w:tblPrEx>
-          <w:tblCellMar>
-            <w:top w:w="0" w:type="dxa"/>
-            <w:bottom w:w="0" w:type="dxa"/>
-          </w:tblCellMar>
-        </w:tblPrEx>
         <w:tc>
           <w:tcPr>
             <w:tcW w:w="4800" w:type="dxa"/>
@@ -1109,12 +1088,6 @@
         </w:tc>
       </w:tr>
       <w:tr>
-        <w:tblPrEx>
-          <w:tblCellMar>
-            <w:top w:w="0" w:type="dxa"/>
-            <w:bottom w:w="0" w:type="dxa"/>
-          </w:tblCellMar>
-        </w:tblPrEx>
         <w:tc>
           <w:tcPr>
             <w:tcW w:w="4800" w:type="dxa"/>
@@ -1179,12 +1152,6 @@
         </w:tc>
       </w:tr>
       <w:tr>
-        <w:tblPrEx>
-          <w:tblCellMar>
-            <w:top w:w="0" w:type="dxa"/>
-            <w:bottom w:w="0" w:type="dxa"/>
-          </w:tblCellMar>
-        </w:tblPrEx>
         <w:tc>
           <w:tcPr>
             <w:tcW w:w="4800" w:type="dxa"/>
@@ -1249,12 +1216,6 @@
         </w:tc>
       </w:tr>
       <w:tr>
-        <w:tblPrEx>
-          <w:tblCellMar>
-            <w:top w:w="0" w:type="dxa"/>
-            <w:bottom w:w="0" w:type="dxa"/>
-          </w:tblCellMar>
-        </w:tblPrEx>
         <w:tc>
           <w:tcPr>
             <w:tcW w:w="4800" w:type="dxa"/>
@@ -2236,12 +2197,6 @@
         <w:gridCol w:w="5626"/>
       </w:tblGrid>
       <w:tr>
-        <w:tblPrEx>
-          <w:tblCellMar>
-            <w:top w:w="0" w:type="dxa"/>
-            <w:bottom w:w="0" w:type="dxa"/>
-          </w:tblCellMar>
-        </w:tblPrEx>
         <w:trPr>
           <w:tblHeader/>
         </w:trPr>
@@ -2317,12 +2272,6 @@
         </w:tc>
       </w:tr>
       <w:tr>
-        <w:tblPrEx>
-          <w:tblCellMar>
-            <w:top w:w="0" w:type="dxa"/>
-            <w:bottom w:w="0" w:type="dxa"/>
-          </w:tblCellMar>
-        </w:tblPrEx>
         <w:tc>
           <w:tcPr>
             <w:tcW w:w="3400" w:type="dxa"/>
@@ -2387,12 +2336,6 @@
         </w:tc>
       </w:tr>
       <w:tr>
-        <w:tblPrEx>
-          <w:tblCellMar>
-            <w:top w:w="0" w:type="dxa"/>
-            <w:bottom w:w="0" w:type="dxa"/>
-          </w:tblCellMar>
-        </w:tblPrEx>
         <w:tc>
           <w:tcPr>
             <w:tcW w:w="3400" w:type="dxa"/>
@@ -2457,12 +2400,6 @@
         </w:tc>
       </w:tr>
       <w:tr>
-        <w:tblPrEx>
-          <w:tblCellMar>
-            <w:top w:w="0" w:type="dxa"/>
-            <w:bottom w:w="0" w:type="dxa"/>
-          </w:tblCellMar>
-        </w:tblPrEx>
         <w:tc>
           <w:tcPr>
             <w:tcW w:w="3400" w:type="dxa"/>
@@ -2527,12 +2464,6 @@
         </w:tc>
       </w:tr>
       <w:tr>
-        <w:tblPrEx>
-          <w:tblCellMar>
-            <w:top w:w="0" w:type="dxa"/>
-            <w:bottom w:w="0" w:type="dxa"/>
-          </w:tblCellMar>
-        </w:tblPrEx>
         <w:tc>
           <w:tcPr>
             <w:tcW w:w="3400" w:type="dxa"/>
@@ -2597,12 +2528,6 @@
         </w:tc>
       </w:tr>
       <w:tr>
-        <w:tblPrEx>
-          <w:tblCellMar>
-            <w:top w:w="0" w:type="dxa"/>
-            <w:bottom w:w="0" w:type="dxa"/>
-          </w:tblCellMar>
-        </w:tblPrEx>
         <w:tc>
           <w:tcPr>
             <w:tcW w:w="3400" w:type="dxa"/>
@@ -2667,12 +2592,6 @@
         </w:tc>
       </w:tr>
       <w:tr>
-        <w:tblPrEx>
-          <w:tblCellMar>
-            <w:top w:w="0" w:type="dxa"/>
-            <w:bottom w:w="0" w:type="dxa"/>
-          </w:tblCellMar>
-        </w:tblPrEx>
         <w:tc>
           <w:tcPr>
             <w:tcW w:w="3400" w:type="dxa"/>
@@ -2803,12 +2722,6 @@
         <w:gridCol w:w="6226"/>
       </w:tblGrid>
       <w:tr>
-        <w:tblPrEx>
-          <w:tblCellMar>
-            <w:top w:w="0" w:type="dxa"/>
-            <w:bottom w:w="0" w:type="dxa"/>
-          </w:tblCellMar>
-        </w:tblPrEx>
         <w:trPr>
           <w:tblHeader/>
         </w:trPr>
@@ -2884,12 +2797,6 @@
         </w:tc>
       </w:tr>
       <w:tr>
-        <w:tblPrEx>
-          <w:tblCellMar>
-            <w:top w:w="0" w:type="dxa"/>
-            <w:bottom w:w="0" w:type="dxa"/>
-          </w:tblCellMar>
-        </w:tblPrEx>
         <w:tc>
           <w:tcPr>
             <w:tcW w:w="2800" w:type="dxa"/>
@@ -2956,12 +2863,6 @@
         </w:tc>
       </w:tr>
       <w:tr>
-        <w:tblPrEx>
-          <w:tblCellMar>
-            <w:top w:w="0" w:type="dxa"/>
-            <w:bottom w:w="0" w:type="dxa"/>
-          </w:tblCellMar>
-        </w:tblPrEx>
         <w:tc>
           <w:tcPr>
             <w:tcW w:w="2800" w:type="dxa"/>
@@ -3026,12 +2927,6 @@
         </w:tc>
       </w:tr>
       <w:tr>
-        <w:tblPrEx>
-          <w:tblCellMar>
-            <w:top w:w="0" w:type="dxa"/>
-            <w:bottom w:w="0" w:type="dxa"/>
-          </w:tblCellMar>
-        </w:tblPrEx>
         <w:tc>
           <w:tcPr>
             <w:tcW w:w="2800" w:type="dxa"/>
@@ -3098,12 +2993,6 @@
         </w:tc>
       </w:tr>
       <w:tr>
-        <w:tblPrEx>
-          <w:tblCellMar>
-            <w:top w:w="0" w:type="dxa"/>
-            <w:bottom w:w="0" w:type="dxa"/>
-          </w:tblCellMar>
-        </w:tblPrEx>
         <w:tc>
           <w:tcPr>
             <w:tcW w:w="2800" w:type="dxa"/>
@@ -3170,12 +3059,6 @@
         </w:tc>
       </w:tr>
       <w:tr>
-        <w:tblPrEx>
-          <w:tblCellMar>
-            <w:top w:w="0" w:type="dxa"/>
-            <w:bottom w:w="0" w:type="dxa"/>
-          </w:tblCellMar>
-        </w:tblPrEx>
         <w:tc>
           <w:tcPr>
             <w:tcW w:w="2800" w:type="dxa"/>
@@ -3242,12 +3125,6 @@
         </w:tc>
       </w:tr>
       <w:tr>
-        <w:tblPrEx>
-          <w:tblCellMar>
-            <w:top w:w="0" w:type="dxa"/>
-            <w:bottom w:w="0" w:type="dxa"/>
-          </w:tblCellMar>
-        </w:tblPrEx>
         <w:tc>
           <w:tcPr>
             <w:tcW w:w="2800" w:type="dxa"/>
@@ -3314,12 +3191,6 @@
         </w:tc>
       </w:tr>
       <w:tr>
-        <w:tblPrEx>
-          <w:tblCellMar>
-            <w:top w:w="0" w:type="dxa"/>
-            <w:bottom w:w="0" w:type="dxa"/>
-          </w:tblCellMar>
-        </w:tblPrEx>
         <w:tc>
           <w:tcPr>
             <w:tcW w:w="2800" w:type="dxa"/>
@@ -3386,12 +3257,6 @@
         </w:tc>
       </w:tr>
       <w:tr>
-        <w:tblPrEx>
-          <w:tblCellMar>
-            <w:top w:w="0" w:type="dxa"/>
-            <w:bottom w:w="0" w:type="dxa"/>
-          </w:tblCellMar>
-        </w:tblPrEx>
         <w:tc>
           <w:tcPr>
             <w:tcW w:w="2800" w:type="dxa"/>
